--- a/public/2026/seq06/FICHE_S6-A02_Scratch1_5eme.docx
+++ b/public/2026/seq06/FICHE_S6-A02_Scratch1_5eme.docx
@@ -279,7 +279,7 @@
     </w:tbl>
     <w:p>
       <w:pPr>
-        <w:spacing w:after="60"/>
+        <w:spacing w:after="96"/>
       </w:pPr>
     </w:p>
     <w:tbl>
@@ -329,8 +329,8 @@
                 <w:bCs/>
                 <w:i w:val="false"/>
                 <w:iCs w:val="false"/>
-                <w:sz w:val="16"/>
-                <w:szCs w:val="16"/>
+                <w:sz w:val="24"/>
+                <w:szCs w:val="24"/>
               </w:rPr>
               <w:t xml:space="preserve">Nom : </w:t>
             </w:r>
@@ -341,10 +341,10 @@
                 <w:bCs w:val="false"/>
                 <w:i w:val="false"/>
                 <w:iCs w:val="false"/>
-                <w:sz w:val="16"/>
-                <w:szCs w:val="16"/>
-              </w:rPr>
-              <w:t xml:space="preserve">....................................</w:t>
+                <w:sz w:val="24"/>
+                <w:szCs w:val="24"/>
+              </w:rPr>
+              <w:t xml:space="preserve">...................</w:t>
             </w:r>
           </w:p>
         </w:tc>
@@ -376,8 +376,8 @@
                 <w:bCs/>
                 <w:i w:val="false"/>
                 <w:iCs w:val="false"/>
-                <w:sz w:val="16"/>
-                <w:szCs w:val="16"/>
+                <w:sz w:val="24"/>
+                <w:szCs w:val="24"/>
               </w:rPr>
               <w:t xml:space="preserve">Prénom : </w:t>
             </w:r>
@@ -388,10 +388,10 @@
                 <w:bCs w:val="false"/>
                 <w:i w:val="false"/>
                 <w:iCs w:val="false"/>
-                <w:sz w:val="16"/>
-                <w:szCs w:val="16"/>
-              </w:rPr>
-              <w:t xml:space="preserve">...............................</w:t>
+                <w:sz w:val="24"/>
+                <w:szCs w:val="24"/>
+              </w:rPr>
+              <w:t xml:space="preserve">................</w:t>
             </w:r>
           </w:p>
         </w:tc>
@@ -423,8 +423,8 @@
                 <w:bCs/>
                 <w:i w:val="false"/>
                 <w:iCs w:val="false"/>
-                <w:sz w:val="16"/>
-                <w:szCs w:val="16"/>
+                <w:sz w:val="24"/>
+                <w:szCs w:val="24"/>
               </w:rPr>
               <w:t xml:space="preserve">Classe : </w:t>
             </w:r>
@@ -435,10 +435,10 @@
                 <w:bCs w:val="false"/>
                 <w:i w:val="false"/>
                 <w:iCs w:val="false"/>
-                <w:sz w:val="16"/>
-                <w:szCs w:val="16"/>
-              </w:rPr>
-              <w:t xml:space="preserve">..........</w:t>
+                <w:sz w:val="24"/>
+                <w:szCs w:val="24"/>
+              </w:rPr>
+              <w:t xml:space="preserve">......</w:t>
             </w:r>
           </w:p>
         </w:tc>
@@ -470,8 +470,8 @@
                 <w:bCs/>
                 <w:i w:val="false"/>
                 <w:iCs w:val="false"/>
-                <w:sz w:val="16"/>
-                <w:szCs w:val="16"/>
+                <w:sz w:val="24"/>
+                <w:szCs w:val="24"/>
               </w:rPr>
               <w:t xml:space="preserve">Maison : </w:t>
             </w:r>
@@ -482,10 +482,10 @@
                 <w:bCs w:val="false"/>
                 <w:i w:val="false"/>
                 <w:iCs w:val="false"/>
-                <w:sz w:val="16"/>
-                <w:szCs w:val="16"/>
-              </w:rPr>
-              <w:t xml:space="preserve">................</w:t>
+                <w:sz w:val="24"/>
+                <w:szCs w:val="24"/>
+              </w:rPr>
+              <w:t xml:space="preserve">......</w:t>
             </w:r>
           </w:p>
         </w:tc>
@@ -493,7 +493,7 @@
     </w:tbl>
     <w:p>
       <w:pPr>
-        <w:spacing w:after="80"/>
+        <w:spacing w:after="128"/>
       </w:pPr>
     </w:p>
     <w:tbl>
@@ -542,8 +542,8 @@
                 <w:bCs/>
                 <w:i w:val="false"/>
                 <w:iCs w:val="false"/>
-                <w:sz w:val="24"/>
-                <w:szCs w:val="24"/>
+                <w:sz w:val="32"/>
+                <w:szCs w:val="32"/>
               </w:rPr>
               <w:t xml:space="preserve">SCRATCH (1) : LE PARCOURS CARRÉ</w:t>
             </w:r>
@@ -553,7 +553,7 @@
     </w:tbl>
     <w:p>
       <w:pPr>
-        <w:spacing w:after="80"/>
+        <w:spacing w:after="128"/>
       </w:pPr>
     </w:p>
     <w:tbl>
@@ -591,17 +591,17 @@
           </w:tcPr>
           <w:p>
             <w:pPr>
-              <w:spacing w:after="30"/>
-            </w:pPr>
-            <w:r>
-              <w:rPr>
-                <w:rFonts w:ascii="Arial" w:cs="Arial" w:eastAsia="Arial" w:hAnsi="Arial"/>
-                <w:b w:val="false"/>
-                <w:bCs w:val="false"/>
-                <w:i w:val="false"/>
-                <w:iCs w:val="false"/>
-                <w:sz w:val="18"/>
-                <w:szCs w:val="18"/>
+              <w:spacing w:after="48"/>
+            </w:pPr>
+            <w:r>
+              <w:rPr>
+                <w:rFonts w:ascii="Arial" w:cs="Arial" w:eastAsia="Arial" w:hAnsi="Arial"/>
+                <w:b w:val="false"/>
+                <w:bCs w:val="false"/>
+                <w:i w:val="false"/>
+                <w:iCs w:val="false"/>
+                <w:sz w:val="26"/>
+                <w:szCs w:val="26"/>
               </w:rPr>
               <w:t xml:space="preserve">Ton algorithme papier fonctionne. Place au vrai langage : dans Scratch, chaque instruction est un BLOC qu'on emboîte. Le lutin exécute — sans jamais discuter.</w:t>
             </w:r>
@@ -617,8 +617,8 @@
                 <w:bCs/>
                 <w:i/>
                 <w:iCs/>
-                <w:sz w:val="18"/>
-                <w:szCs w:val="18"/>
+                <w:sz w:val="26"/>
+                <w:szCs w:val="26"/>
               </w:rPr>
               <w:t xml:space="preserve">PROBLÉMATIQUE : Comment traduire mon algorithme papier en programme qui s'exécute ?</w:t>
             </w:r>
@@ -628,7 +628,7 @@
     </w:tbl>
     <w:p>
       <w:pPr>
-        <w:spacing w:after="80"/>
+        <w:spacing w:after="128"/>
       </w:pPr>
     </w:p>
     <w:tbl>
@@ -676,8 +676,8 @@
                 <w:bCs/>
                 <w:i w:val="false"/>
                 <w:iCs w:val="false"/>
-                <w:sz w:val="20"/>
-                <w:szCs w:val="20"/>
+                <w:sz w:val="28"/>
+                <w:szCs w:val="28"/>
               </w:rPr>
               <w:t xml:space="preserve">PARTIE 1 — L'interface de Scratch  (document projeté)</w:t>
             </w:r>
@@ -687,7 +687,7 @@
     </w:tbl>
     <w:p>
       <w:pPr>
-        <w:spacing w:after="40"/>
+        <w:spacing w:after="64"/>
       </w:pPr>
     </w:p>
     <w:tbl>
@@ -736,8 +736,8 @@
                 <w:bCs/>
                 <w:i w:val="false"/>
                 <w:iCs w:val="false"/>
-                <w:sz w:val="16"/>
-                <w:szCs w:val="16"/>
+                <w:sz w:val="24"/>
+                <w:szCs w:val="24"/>
               </w:rPr>
               <w:t xml:space="preserve">Zone</w:t>
             </w:r>
@@ -772,8 +772,8 @@
                 <w:bCs/>
                 <w:i w:val="false"/>
                 <w:iCs w:val="false"/>
-                <w:sz w:val="16"/>
-                <w:szCs w:val="16"/>
+                <w:sz w:val="24"/>
+                <w:szCs w:val="24"/>
               </w:rPr>
               <w:t xml:space="preserve">Son rôle</w:t>
             </w:r>
@@ -809,8 +809,8 @@
                 <w:bCs w:val="false"/>
                 <w:i w:val="false"/>
                 <w:iCs w:val="false"/>
-                <w:sz w:val="16"/>
-                <w:szCs w:val="16"/>
+                <w:sz w:val="24"/>
+                <w:szCs w:val="24"/>
               </w:rPr>
               <w:t xml:space="preserve">La SCÈNE</w:t>
             </w:r>
@@ -844,10 +844,10 @@
                 <w:bCs w:val="false"/>
                 <w:i w:val="false"/>
                 <w:iCs w:val="false"/>
-                <w:sz w:val="16"/>
-                <w:szCs w:val="16"/>
-              </w:rPr>
-              <w:t xml:space="preserve">C'est là que le ...................... se déplace et dessine.</w:t>
+                <w:sz w:val="24"/>
+                <w:szCs w:val="24"/>
+              </w:rPr>
+              <w:t xml:space="preserve">C'est là que le .......... se déplace et dessine.</w:t>
             </w:r>
           </w:p>
         </w:tc>
@@ -881,8 +881,8 @@
                 <w:bCs w:val="false"/>
                 <w:i w:val="false"/>
                 <w:iCs w:val="false"/>
-                <w:sz w:val="16"/>
-                <w:szCs w:val="16"/>
+                <w:sz w:val="24"/>
+                <w:szCs w:val="24"/>
               </w:rPr>
               <w:t xml:space="preserve">La palette de BLOCS</w:t>
             </w:r>
@@ -916,8 +916,8 @@
                 <w:bCs w:val="false"/>
                 <w:i w:val="false"/>
                 <w:iCs w:val="false"/>
-                <w:sz w:val="16"/>
-                <w:szCs w:val="16"/>
+                <w:sz w:val="24"/>
+                <w:szCs w:val="24"/>
               </w:rPr>
               <w:t xml:space="preserve">Les instructions, rangées par couleur (Mouvement, Contrôle, ...).</w:t>
             </w:r>
@@ -953,8 +953,8 @@
                 <w:bCs w:val="false"/>
                 <w:i w:val="false"/>
                 <w:iCs w:val="false"/>
-                <w:sz w:val="16"/>
-                <w:szCs w:val="16"/>
+                <w:sz w:val="24"/>
+                <w:szCs w:val="24"/>
               </w:rPr>
               <w:t xml:space="preserve">La zone de SCRIPT</w:t>
             </w:r>
@@ -988,10 +988,10 @@
                 <w:bCs w:val="false"/>
                 <w:i w:val="false"/>
                 <w:iCs w:val="false"/>
-                <w:sz w:val="16"/>
-                <w:szCs w:val="16"/>
-              </w:rPr>
-              <w:t xml:space="preserve">J'y ...................... les blocs pour construire mon programme.</w:t>
+                <w:sz w:val="24"/>
+                <w:szCs w:val="24"/>
+              </w:rPr>
+              <w:t xml:space="preserve">J'y .......... les blocs pour construire mon programme.</w:t>
             </w:r>
           </w:p>
         </w:tc>
@@ -1025,8 +1025,8 @@
                 <w:bCs w:val="false"/>
                 <w:i w:val="false"/>
                 <w:iCs w:val="false"/>
-                <w:sz w:val="16"/>
-                <w:szCs w:val="16"/>
+                <w:sz w:val="24"/>
+                <w:szCs w:val="24"/>
               </w:rPr>
               <w:t xml:space="preserve">Le drapeau vert</w:t>
             </w:r>
@@ -1060,10 +1060,10 @@
                 <w:bCs w:val="false"/>
                 <w:i w:val="false"/>
                 <w:iCs w:val="false"/>
-                <w:sz w:val="16"/>
-                <w:szCs w:val="16"/>
-              </w:rPr>
-              <w:t xml:space="preserve">L'...................... qui lance le programme.</w:t>
+                <w:sz w:val="24"/>
+                <w:szCs w:val="24"/>
+              </w:rPr>
+              <w:t xml:space="preserve">L'.......... qui lance le programme.</w:t>
             </w:r>
           </w:p>
         </w:tc>
@@ -1071,7 +1071,7 @@
     </w:tbl>
     <w:p>
       <w:pPr>
-        <w:spacing w:after="50"/>
+        <w:spacing w:after="80"/>
       </w:pPr>
     </w:p>
     <w:tbl>
@@ -1119,8 +1119,8 @@
                 <w:bCs/>
                 <w:i w:val="false"/>
                 <w:iCs w:val="false"/>
-                <w:sz w:val="20"/>
-                <w:szCs w:val="20"/>
+                <w:sz w:val="28"/>
+                <w:szCs w:val="28"/>
               </w:rPr>
               <w:t xml:space="preserve">PARTIE 2 — Pas-à-pas : le carré  (séance en groupe)</w:t>
             </w:r>
@@ -1130,7 +1130,7 @@
     </w:tbl>
     <w:p>
       <w:pPr>
-        <w:spacing w:after="40"/>
+        <w:spacing w:after="64"/>
       </w:pPr>
     </w:p>
     <w:tbl>
@@ -1179,8 +1179,8 @@
                 <w:bCs/>
                 <w:i w:val="false"/>
                 <w:iCs w:val="false"/>
-                <w:sz w:val="16"/>
-                <w:szCs w:val="16"/>
+                <w:sz w:val="24"/>
+                <w:szCs w:val="24"/>
               </w:rPr>
               <w:t xml:space="preserve">Fait</w:t>
             </w:r>
@@ -1215,8 +1215,8 @@
                 <w:bCs/>
                 <w:i w:val="false"/>
                 <w:iCs w:val="false"/>
-                <w:sz w:val="16"/>
-                <w:szCs w:val="16"/>
+                <w:sz w:val="24"/>
+                <w:szCs w:val="24"/>
               </w:rPr>
               <w:t xml:space="preserve">Étape</w:t>
             </w:r>
@@ -1252,8 +1252,8 @@
                 <w:bCs w:val="false"/>
                 <w:i w:val="false"/>
                 <w:iCs w:val="false"/>
-                <w:sz w:val="16"/>
-                <w:szCs w:val="16"/>
+                <w:sz w:val="24"/>
+                <w:szCs w:val="24"/>
               </w:rPr>
               <w:t xml:space="preserve">☐ 1</w:t>
             </w:r>
@@ -1287,8 +1287,8 @@
                 <w:bCs w:val="false"/>
                 <w:i w:val="false"/>
                 <w:iCs w:val="false"/>
-                <w:sz w:val="16"/>
-                <w:szCs w:val="16"/>
+                <w:sz w:val="24"/>
+                <w:szCs w:val="24"/>
               </w:rPr>
               <w:t xml:space="preserve">Ouvre Scratch. Blocs Mouvement : glisse « avancer de 10 pas » dans la zone de script, change 10 en 100.</w:t>
             </w:r>
@@ -1324,8 +1324,8 @@
                 <w:bCs w:val="false"/>
                 <w:i w:val="false"/>
                 <w:iCs w:val="false"/>
-                <w:sz w:val="16"/>
-                <w:szCs w:val="16"/>
+                <w:sz w:val="24"/>
+                <w:szCs w:val="24"/>
               </w:rPr>
               <w:t xml:space="preserve">☐ 2</w:t>
             </w:r>
@@ -1359,8 +1359,8 @@
                 <w:bCs w:val="false"/>
                 <w:i w:val="false"/>
                 <w:iCs w:val="false"/>
-                <w:sz w:val="16"/>
-                <w:szCs w:val="16"/>
+                <w:sz w:val="24"/>
+                <w:szCs w:val="24"/>
               </w:rPr>
               <w:t xml:space="preserve">Ajoute « tourner de 15 degrés » → change en 90. Puis Contrôle : « attendre 1 seconde » → 0,5.</w:t>
             </w:r>
@@ -1396,8 +1396,8 @@
                 <w:bCs w:val="false"/>
                 <w:i w:val="false"/>
                 <w:iCs w:val="false"/>
-                <w:sz w:val="16"/>
-                <w:szCs w:val="16"/>
+                <w:sz w:val="24"/>
+                <w:szCs w:val="24"/>
               </w:rPr>
               <w:t xml:space="preserve">☐ 3</w:t>
             </w:r>
@@ -1431,8 +1431,8 @@
                 <w:bCs w:val="false"/>
                 <w:i w:val="false"/>
                 <w:iCs w:val="false"/>
-                <w:sz w:val="16"/>
-                <w:szCs w:val="16"/>
+                <w:sz w:val="24"/>
+                <w:szCs w:val="24"/>
               </w:rPr>
               <w:t xml:space="preserve">Contrôle : entoure le tout d'un bloc « répéter 10 fois » → change en 4.</w:t>
             </w:r>
@@ -1468,8 +1468,8 @@
                 <w:bCs w:val="false"/>
                 <w:i w:val="false"/>
                 <w:iCs w:val="false"/>
-                <w:sz w:val="16"/>
-                <w:szCs w:val="16"/>
+                <w:sz w:val="24"/>
+                <w:szCs w:val="24"/>
               </w:rPr>
               <w:t xml:space="preserve">☐ 4</w:t>
             </w:r>
@@ -1503,8 +1503,8 @@
                 <w:bCs w:val="false"/>
                 <w:i w:val="false"/>
                 <w:iCs w:val="false"/>
-                <w:sz w:val="16"/>
-                <w:szCs w:val="16"/>
+                <w:sz w:val="24"/>
+                <w:szCs w:val="24"/>
               </w:rPr>
               <w:t xml:space="preserve">Événements : pose « quand drapeau vert cliqué » au sommet. Clique le drapeau : le lutin trace un CARRÉ ?</w:t>
             </w:r>
@@ -1540,8 +1540,8 @@
                 <w:bCs w:val="false"/>
                 <w:i w:val="false"/>
                 <w:iCs w:val="false"/>
-                <w:sz w:val="16"/>
-                <w:szCs w:val="16"/>
+                <w:sz w:val="24"/>
+                <w:szCs w:val="24"/>
               </w:rPr>
               <w:t xml:space="preserve">☐ 5</w:t>
             </w:r>
@@ -1575,8 +1575,8 @@
                 <w:bCs w:val="false"/>
                 <w:i w:val="false"/>
                 <w:iCs w:val="false"/>
-                <w:sz w:val="16"/>
-                <w:szCs w:val="16"/>
+                <w:sz w:val="24"/>
+                <w:szCs w:val="24"/>
               </w:rPr>
               <w:t xml:space="preserve">Bonus stylo : ajoute « stylo en position d'écriture » (extension Stylo) pour voir la trace. ✋</w:t>
             </w:r>
@@ -1586,7 +1586,7 @@
     </w:tbl>
     <w:p>
       <w:pPr>
-        <w:spacing w:after="50"/>
+        <w:spacing w:after="80"/>
       </w:pPr>
     </w:p>
     <w:tbl>
@@ -1634,8 +1634,8 @@
                 <w:bCs/>
                 <w:i w:val="false"/>
                 <w:iCs w:val="false"/>
-                <w:sz w:val="20"/>
-                <w:szCs w:val="20"/>
+                <w:sz w:val="28"/>
+                <w:szCs w:val="28"/>
               </w:rPr>
               <w:t xml:space="preserve">PARTIE 3 — Défi : le parcours en escalier</w:t>
             </w:r>
@@ -1645,12 +1645,12 @@
     </w:tbl>
     <w:p>
       <w:pPr>
-        <w:spacing w:after="40"/>
+        <w:spacing w:after="64"/>
       </w:pPr>
     </w:p>
     <w:p>
       <w:pPr>
-        <w:spacing w:after="60"/>
+        <w:spacing w:after="96"/>
       </w:pPr>
       <w:r>
         <w:rPr>
@@ -1659,8 +1659,8 @@
           <w:bCs/>
           <w:i w:val="false"/>
           <w:iCs w:val="false"/>
-          <w:sz w:val="18"/>
-          <w:szCs w:val="18"/>
+          <w:sz w:val="26"/>
+          <w:szCs w:val="26"/>
         </w:rPr>
         <w:t xml:space="preserve">➤ </w:t>
       </w:r>
@@ -1671,15 +1671,15 @@
           <w:bCs w:val="false"/>
           <w:i w:val="false"/>
           <w:iCs w:val="false"/>
-          <w:sz w:val="18"/>
-          <w:szCs w:val="18"/>
+          <w:sz w:val="26"/>
+          <w:szCs w:val="26"/>
         </w:rPr>
         <w:t xml:space="preserve">Programme le parcours projeté (escalier de 3 marches : avancer 50, tourner gauche 90, avancer 50, tourner droite 90, à répéter). Trouve la version AVEC boucle !</w:t>
       </w:r>
     </w:p>
     <w:p>
       <w:pPr>
-        <w:spacing w:after="40"/>
+        <w:spacing w:after="64"/>
       </w:pPr>
       <w:r>
         <w:rPr>
@@ -1688,15 +1688,15 @@
           <w:bCs w:val="false"/>
           <w:i w:val="false"/>
           <w:iCs w:val="false"/>
-          <w:sz w:val="16"/>
-          <w:szCs w:val="16"/>
+          <w:sz w:val="24"/>
+          <w:szCs w:val="24"/>
         </w:rPr>
-        <w:t xml:space="preserve">Mon programme en boucle : Répéter ...... fois : [ ....................................................................................... ]</w:t>
+        <w:t xml:space="preserve">Mon programme en boucle : Répéter ...... fois : [ ........................................................ ]</w:t>
       </w:r>
     </w:p>
     <w:p>
       <w:pPr>
-        <w:spacing w:after="40"/>
+        <w:spacing w:after="64"/>
       </w:pPr>
       <w:r>
         <w:rPr>
@@ -1705,8 +1705,8 @@
           <w:bCs w:val="false"/>
           <w:i w:val="false"/>
           <w:iCs w:val="false"/>
-          <w:sz w:val="18"/>
-          <w:szCs w:val="18"/>
+          <w:sz w:val="26"/>
+          <w:szCs w:val="26"/>
         </w:rPr>
         <w:t xml:space="preserve">☐ </w:t>
       </w:r>
@@ -1717,8 +1717,8 @@
           <w:bCs w:val="false"/>
           <w:i w:val="false"/>
           <w:iCs w:val="false"/>
-          <w:sz w:val="18"/>
-          <w:szCs w:val="18"/>
+          <w:sz w:val="26"/>
+          <w:szCs w:val="26"/>
         </w:rPr>
         <w:t xml:space="preserve">Mon escalier s'affiche à l'écran   </w:t>
       </w:r>
@@ -1729,8 +1729,8 @@
           <w:bCs w:val="false"/>
           <w:i w:val="false"/>
           <w:iCs w:val="false"/>
-          <w:sz w:val="18"/>
-          <w:szCs w:val="18"/>
+          <w:sz w:val="26"/>
+          <w:szCs w:val="26"/>
         </w:rPr>
         <w:t xml:space="preserve">☐ </w:t>
       </w:r>
@@ -1741,8 +1741,8 @@
           <w:bCs w:val="false"/>
           <w:i w:val="false"/>
           <w:iCs w:val="false"/>
-          <w:sz w:val="18"/>
-          <w:szCs w:val="18"/>
+          <w:sz w:val="26"/>
+          <w:szCs w:val="26"/>
         </w:rPr>
         <w:t xml:space="preserve">Programme enregistré : NOM_S6A02 ✋   </w:t>
       </w:r>
@@ -1783,7 +1783,7 @@
           </w:tcPr>
           <w:p>
             <w:pPr>
-              <w:spacing w:after="60"/>
+              <w:spacing w:after="96"/>
             </w:pPr>
             <w:r>
               <w:rPr>
@@ -1792,61 +1792,61 @@
                 <w:bCs/>
                 <w:i w:val="false"/>
                 <w:iCs w:val="false"/>
-                <w:sz w:val="20"/>
-                <w:szCs w:val="20"/>
+                <w:sz w:val="28"/>
+                <w:szCs w:val="28"/>
               </w:rPr>
               <w:t xml:space="preserve">BILAN — Ce que je retiens</w:t>
             </w:r>
           </w:p>
           <w:p>
             <w:pPr>
-              <w:spacing w:after="60"/>
-            </w:pPr>
-            <w:r>
-              <w:rPr>
-                <w:rFonts w:ascii="Arial" w:cs="Arial" w:eastAsia="Arial" w:hAnsi="Arial"/>
-                <w:b w:val="false"/>
-                <w:bCs w:val="false"/>
-                <w:i w:val="false"/>
-                <w:iCs w:val="false"/>
-                <w:sz w:val="18"/>
-                <w:szCs w:val="18"/>
-              </w:rPr>
-              <w:t xml:space="preserve">Dans Scratch, chaque instruction est un ...................... que l'on emboîte.</w:t>
-            </w:r>
-          </w:p>
-          <w:p>
-            <w:pPr>
-              <w:spacing w:after="60"/>
-            </w:pPr>
-            <w:r>
-              <w:rPr>
-                <w:rFonts w:ascii="Arial" w:cs="Arial" w:eastAsia="Arial" w:hAnsi="Arial"/>
-                <w:b w:val="false"/>
-                <w:bCs w:val="false"/>
-                <w:i w:val="false"/>
-                <w:iCs w:val="false"/>
-                <w:sz w:val="18"/>
-                <w:szCs w:val="18"/>
-              </w:rPr>
-              <w:t xml:space="preserve">Le bloc « ...................... » exécute plusieurs fois les blocs qu'il contient.</w:t>
-            </w:r>
-          </w:p>
-          <w:p>
-            <w:pPr>
-              <w:spacing w:after="60"/>
-            </w:pPr>
-            <w:r>
-              <w:rPr>
-                <w:rFonts w:ascii="Arial" w:cs="Arial" w:eastAsia="Arial" w:hAnsi="Arial"/>
-                <w:b w:val="false"/>
-                <w:bCs w:val="false"/>
-                <w:i w:val="false"/>
-                <w:iCs w:val="false"/>
-                <w:sz w:val="18"/>
-                <w:szCs w:val="18"/>
-              </w:rPr>
-              <w:t xml:space="preserve">Le drapeau vert est un ...................... : il déclenche le programme.</w:t>
+              <w:spacing w:after="96"/>
+            </w:pPr>
+            <w:r>
+              <w:rPr>
+                <w:rFonts w:ascii="Arial" w:cs="Arial" w:eastAsia="Arial" w:hAnsi="Arial"/>
+                <w:b w:val="false"/>
+                <w:bCs w:val="false"/>
+                <w:i w:val="false"/>
+                <w:iCs w:val="false"/>
+                <w:sz w:val="26"/>
+                <w:szCs w:val="26"/>
+              </w:rPr>
+              <w:t xml:space="preserve">Dans Scratch, chaque instruction est un .......... que l'on emboîte.</w:t>
+            </w:r>
+          </w:p>
+          <w:p>
+            <w:pPr>
+              <w:spacing w:after="96"/>
+            </w:pPr>
+            <w:r>
+              <w:rPr>
+                <w:rFonts w:ascii="Arial" w:cs="Arial" w:eastAsia="Arial" w:hAnsi="Arial"/>
+                <w:b w:val="false"/>
+                <w:bCs w:val="false"/>
+                <w:i w:val="false"/>
+                <w:iCs w:val="false"/>
+                <w:sz w:val="26"/>
+                <w:szCs w:val="26"/>
+              </w:rPr>
+              <w:t xml:space="preserve">Le bloc « .......... » exécute plusieurs fois les blocs qu'il contient.</w:t>
+            </w:r>
+          </w:p>
+          <w:p>
+            <w:pPr>
+              <w:spacing w:after="96"/>
+            </w:pPr>
+            <w:r>
+              <w:rPr>
+                <w:rFonts w:ascii="Arial" w:cs="Arial" w:eastAsia="Arial" w:hAnsi="Arial"/>
+                <w:b w:val="false"/>
+                <w:bCs w:val="false"/>
+                <w:i w:val="false"/>
+                <w:iCs w:val="false"/>
+                <w:sz w:val="26"/>
+                <w:szCs w:val="26"/>
+              </w:rPr>
+              <w:t xml:space="preserve">Le drapeau vert est un .......... : il déclenche le programme.</w:t>
             </w:r>
           </w:p>
         </w:tc>
@@ -1864,8 +1864,8 @@
           <w:bCs w:val="false"/>
           <w:i/>
           <w:iCs/>
-          <w:sz w:val="16"/>
-          <w:szCs w:val="16"/>
+          <w:sz w:val="24"/>
+          <w:szCs w:val="24"/>
         </w:rPr>
         <w:t xml:space="preserve">« Un programme, c'est un algorithme qui a trouvé sa langue. »</w:t>
       </w:r>
@@ -2018,8 +2018,8 @@
     <w:rPrDefault>
       <w:rPr>
         <w:rFonts w:ascii="Arial" w:cs="Arial" w:eastAsia="Arial" w:hAnsi="Arial"/>
-        <w:sz w:val="18"/>
-        <w:szCs w:val="18"/>
+        <w:sz w:val="24"/>
+        <w:szCs w:val="24"/>
       </w:rPr>
     </w:rPrDefault>
     <w:pPrDefault/>

--- a/public/2026/seq06/FICHE_S6-A02_Scratch1_5eme.docx
+++ b/public/2026/seq06/FICHE_S6-A02_Scratch1_5eme.docx
@@ -279,7 +279,7 @@
     </w:tbl>
     <w:p>
       <w:pPr>
-        <w:spacing w:after="96"/>
+        <w:spacing w:after="81"/>
       </w:pPr>
     </w:p>
     <w:tbl>
@@ -493,7 +493,7 @@
     </w:tbl>
     <w:p>
       <w:pPr>
-        <w:spacing w:after="128"/>
+        <w:spacing w:after="108"/>
       </w:pPr>
     </w:p>
     <w:tbl>
@@ -553,7 +553,7 @@
     </w:tbl>
     <w:p>
       <w:pPr>
-        <w:spacing w:after="128"/>
+        <w:spacing w:after="108"/>
       </w:pPr>
     </w:p>
     <w:tbl>
@@ -591,7 +591,7 @@
           </w:tcPr>
           <w:p>
             <w:pPr>
-              <w:spacing w:after="48"/>
+              <w:spacing w:after="41"/>
             </w:pPr>
             <w:r>
               <w:rPr>
@@ -628,7 +628,7 @@
     </w:tbl>
     <w:p>
       <w:pPr>
-        <w:spacing w:after="128"/>
+        <w:spacing w:after="108"/>
       </w:pPr>
     </w:p>
     <w:tbl>
@@ -687,7 +687,7 @@
     </w:tbl>
     <w:p>
       <w:pPr>
-        <w:spacing w:after="64"/>
+        <w:spacing w:after="54"/>
       </w:pPr>
     </w:p>
     <w:tbl>
@@ -1071,7 +1071,7 @@
     </w:tbl>
     <w:p>
       <w:pPr>
-        <w:spacing w:after="80"/>
+        <w:spacing w:after="68"/>
       </w:pPr>
     </w:p>
     <w:tbl>
@@ -1130,7 +1130,7 @@
     </w:tbl>
     <w:p>
       <w:pPr>
-        <w:spacing w:after="64"/>
+        <w:spacing w:after="54"/>
       </w:pPr>
     </w:p>
     <w:tbl>
@@ -1586,7 +1586,7 @@
     </w:tbl>
     <w:p>
       <w:pPr>
-        <w:spacing w:after="80"/>
+        <w:spacing w:after="68"/>
       </w:pPr>
     </w:p>
     <w:tbl>
@@ -1645,12 +1645,12 @@
     </w:tbl>
     <w:p>
       <w:pPr>
-        <w:spacing w:after="64"/>
+        <w:spacing w:after="54"/>
       </w:pPr>
     </w:p>
     <w:p>
       <w:pPr>
-        <w:spacing w:after="96"/>
+        <w:spacing w:after="81"/>
       </w:pPr>
       <w:r>
         <w:rPr>
@@ -1674,12 +1674,51 @@
           <w:sz w:val="26"/>
           <w:szCs w:val="26"/>
         </w:rPr>
-        <w:t xml:space="preserve">Programme le parcours projeté (escalier de 3 marches : avancer 50, tourner gauche 90, avancer 50, tourner droite 90, à répéter). Trouve la version AVEC boucle !</w:t>
+        <w:t xml:space="preserve">Programme le parcours ci-dessous (escalier de 3 marches : avancer 50, tourner gauche 90, avancer 50, tourner droite 90, à répéter). Trouve la version AVEC boucle !</w:t>
       </w:r>
     </w:p>
     <w:p>
       <w:pPr>
-        <w:spacing w:after="64"/>
+        <w:spacing w:before="60" w:after="80"/>
+        <w:jc w:val="center"/>
+      </w:pPr>
+      <w:r>
+        <w:drawing xmlns:wp="http://schemas.openxmlformats.org/drawingml/2006/wordprocessingDrawing">
+          <wp:inline distT="0" distB="0" distL="0" distR="0">
+            <wp:extent cx="3528000" cy="2520000"/>
+            <wp:docPr id="9445" name="schema_schema_escalier.png"/>
+            <a:graphic xmlns:a="http://schemas.openxmlformats.org/drawingml/2006/main">
+              <a:graphicData uri="http://schemas.openxmlformats.org/drawingml/2006/picture">
+                <pic:pic xmlns:pic="http://schemas.openxmlformats.org/drawingml/2006/picture">
+                  <pic:nvPicPr>
+                    <pic:cNvPr id="9445" name="schema_schema_escalier.png"/>
+                    <pic:cNvPicPr/>
+                  </pic:nvPicPr>
+                  <pic:blipFill>
+                    <a:blip xmlns:r="http://schemas.openxmlformats.org/officeDocument/2006/relationships" r:embed="rId902"/>
+                    <a:stretch>
+                      <a:fillRect/>
+                    </a:stretch>
+                  </pic:blipFill>
+                  <pic:spPr>
+                    <a:xfrm>
+                      <a:off x="0" y="0"/>
+                      <a:ext cx="3528000" cy="2520000"/>
+                    </a:xfrm>
+                    <a:prstGeom prst="rect">
+                      <a:avLst/>
+                    </a:prstGeom>
+                  </pic:spPr>
+                </pic:pic>
+              </a:graphicData>
+            </a:graphic>
+          </wp:inline>
+        </w:drawing>
+      </w:r>
+    </w:p>
+    <w:p>
+      <w:pPr>
+        <w:spacing w:after="54"/>
       </w:pPr>
       <w:r>
         <w:rPr>
@@ -1696,7 +1735,7 @@
     </w:p>
     <w:p>
       <w:pPr>
-        <w:spacing w:after="64"/>
+        <w:spacing w:after="54"/>
       </w:pPr>
       <w:r>
         <w:rPr>
@@ -1783,7 +1822,7 @@
           </w:tcPr>
           <w:p>
             <w:pPr>
-              <w:spacing w:after="96"/>
+              <w:spacing w:after="81"/>
             </w:pPr>
             <w:r>
               <w:rPr>
@@ -1800,7 +1839,7 @@
           </w:p>
           <w:p>
             <w:pPr>
-              <w:spacing w:after="96"/>
+              <w:spacing w:after="81"/>
             </w:pPr>
             <w:r>
               <w:rPr>
@@ -1817,7 +1856,7 @@
           </w:p>
           <w:p>
             <w:pPr>
-              <w:spacing w:after="96"/>
+              <w:spacing w:after="81"/>
             </w:pPr>
             <w:r>
               <w:rPr>
@@ -1834,7 +1873,7 @@
           </w:p>
           <w:p>
             <w:pPr>
-              <w:spacing w:after="96"/>
+              <w:spacing w:after="81"/>
             </w:pPr>
             <w:r>
               <w:rPr>

--- a/public/2026/seq06/FICHE_S6-A02_Scratch1_5eme.docx
+++ b/public/2026/seq06/FICHE_S6-A02_Scratch1_5eme.docx
@@ -21,6 +21,9 @@
         <w:gridCol w:w="1200"/>
       </w:tblGrid>
       <w:tr>
+        <w:trPr>
+          <w:cantSplit/>
+        </w:trPr>
         <w:tc>
           <w:tcPr>
             <w:tcW w:type="dxa" w:w="1266"/>
@@ -210,6 +213,32 @@
               <w:t xml:space="preserve">ACTIVITÉ N°02</w:t>
             </w:r>
           </w:p>
+          <w:p>
+            <w:pPr>
+              <w:spacing w:after="0"/>
+            </w:pPr>
+            <w:r>
+              <w:rPr>
+                <w:rFonts w:ascii="Arial" w:cs="Arial" w:eastAsia="Arial" w:hAnsi="Arial"/>
+                <w:sz w:val="14"/>
+                <w:szCs w:val="14"/>
+              </w:rPr>
+              <w:t xml:space="preserve">NOM : ..............................</w:t>
+            </w:r>
+          </w:p>
+          <w:p>
+            <w:pPr>
+              <w:spacing w:after="0"/>
+            </w:pPr>
+            <w:r>
+              <w:rPr>
+                <w:rFonts w:ascii="Arial" w:cs="Arial" w:eastAsia="Arial" w:hAnsi="Arial"/>
+                <w:sz w:val="14"/>
+                <w:szCs w:val="14"/>
+              </w:rPr>
+              <w:t xml:space="preserve">PRÉNOM : .........................</w:t>
+            </w:r>
+          </w:p>
         </w:tc>
         <w:tc>
           <w:tcPr>
@@ -295,32 +324,36 @@
         </w:tblBorders>
       </w:tblPr>
       <w:tblGrid>
-        <w:gridCol w:w="2840"/>
-        <w:gridCol w:w="2840"/>
-        <w:gridCol w:w="1640"/>
-        <w:gridCol w:w="2040"/>
+        <w:gridCol w:w="9360"/>
       </w:tblGrid>
       <w:tr>
-        <w:tc>
-          <w:tcPr>
-            <w:tcW w:type="dxa" w:w="2840"/>
-            <w:tcBorders>
-              <w:top w:val="single" w:color="000000" w:sz="6"/>
-              <w:left w:val="single" w:color="000000" w:sz="6"/>
-              <w:bottom w:val="single" w:color="000000" w:sz="6"/>
-              <w:right w:val="single" w:color="000000" w:sz="6"/>
-            </w:tcBorders>
-            <w:tcMar>
-              <w:top w:type="dxa" w:w="40"/>
-              <w:left w:type="dxa" w:w="80"/>
-              <w:bottom w:type="dxa" w:w="40"/>
-              <w:right w:type="dxa" w:w="80"/>
-            </w:tcMar>
-            <w:vAlign w:val="center"/>
-          </w:tcPr>
-          <w:p>
-            <w:pPr>
-              <w:spacing w:after="0"/>
+        <w:trPr>
+          <w:cantSplit/>
+        </w:trPr>
+        <w:tc>
+          <w:tcPr>
+            <w:tcW w:type="dxa" w:w="9360"/>
+            <w:tcBorders>
+              <w:top w:val="single" w:color="000000" w:sz="6"/>
+              <w:left w:val="single" w:color="000000" w:sz="6"/>
+              <w:bottom w:val="single" w:color="000000" w:sz="6"/>
+              <w:right w:val="single" w:color="000000" w:sz="6"/>
+            </w:tcBorders>
+            <w:shd w:fill="D9D9D9" w:val="clear"/>
+            <w:tcMar>
+              <w:top w:type="dxa" w:w="40"/>
+              <w:left w:type="dxa" w:w="80"/>
+              <w:bottom w:type="dxa" w:w="40"/>
+              <w:right w:type="dxa" w:w="80"/>
+            </w:tcMar>
+            <w:vAlign w:val="center"/>
+          </w:tcPr>
+          <w:p>
+            <w:pPr>
+              <w:keepNext/>
+              <w:keepLines/>
+              <w:spacing w:after="0"/>
+              <w:jc w:val="center"/>
             </w:pPr>
             <w:r>
               <w:rPr>
@@ -329,163 +362,10 @@
                 <w:bCs/>
                 <w:i w:val="false"/>
                 <w:iCs w:val="false"/>
-                <w:sz w:val="24"/>
-                <w:szCs w:val="24"/>
-              </w:rPr>
-              <w:t xml:space="preserve">Nom : </w:t>
-            </w:r>
-            <w:r>
-              <w:rPr>
-                <w:rFonts w:ascii="Arial" w:cs="Arial" w:eastAsia="Arial" w:hAnsi="Arial"/>
-                <w:b w:val="false"/>
-                <w:bCs w:val="false"/>
-                <w:i w:val="false"/>
-                <w:iCs w:val="false"/>
-                <w:sz w:val="24"/>
-                <w:szCs w:val="24"/>
-              </w:rPr>
-              <w:t xml:space="preserve">...................</w:t>
-            </w:r>
-          </w:p>
-        </w:tc>
-        <w:tc>
-          <w:tcPr>
-            <w:tcW w:type="dxa" w:w="2840"/>
-            <w:tcBorders>
-              <w:top w:val="single" w:color="000000" w:sz="6"/>
-              <w:left w:val="single" w:color="000000" w:sz="6"/>
-              <w:bottom w:val="single" w:color="000000" w:sz="6"/>
-              <w:right w:val="single" w:color="000000" w:sz="6"/>
-            </w:tcBorders>
-            <w:tcMar>
-              <w:top w:type="dxa" w:w="40"/>
-              <w:left w:type="dxa" w:w="80"/>
-              <w:bottom w:type="dxa" w:w="40"/>
-              <w:right w:type="dxa" w:w="80"/>
-            </w:tcMar>
-            <w:vAlign w:val="center"/>
-          </w:tcPr>
-          <w:p>
-            <w:pPr>
-              <w:spacing w:after="0"/>
-            </w:pPr>
-            <w:r>
-              <w:rPr>
-                <w:rFonts w:ascii="Arial" w:cs="Arial" w:eastAsia="Arial" w:hAnsi="Arial"/>
-                <w:b/>
-                <w:bCs/>
-                <w:i w:val="false"/>
-                <w:iCs w:val="false"/>
-                <w:sz w:val="24"/>
-                <w:szCs w:val="24"/>
-              </w:rPr>
-              <w:t xml:space="preserve">Prénom : </w:t>
-            </w:r>
-            <w:r>
-              <w:rPr>
-                <w:rFonts w:ascii="Arial" w:cs="Arial" w:eastAsia="Arial" w:hAnsi="Arial"/>
-                <w:b w:val="false"/>
-                <w:bCs w:val="false"/>
-                <w:i w:val="false"/>
-                <w:iCs w:val="false"/>
-                <w:sz w:val="24"/>
-                <w:szCs w:val="24"/>
-              </w:rPr>
-              <w:t xml:space="preserve">................</w:t>
-            </w:r>
-          </w:p>
-        </w:tc>
-        <w:tc>
-          <w:tcPr>
-            <w:tcW w:type="dxa" w:w="1640"/>
-            <w:tcBorders>
-              <w:top w:val="single" w:color="000000" w:sz="6"/>
-              <w:left w:val="single" w:color="000000" w:sz="6"/>
-              <w:bottom w:val="single" w:color="000000" w:sz="6"/>
-              <w:right w:val="single" w:color="000000" w:sz="6"/>
-            </w:tcBorders>
-            <w:tcMar>
-              <w:top w:type="dxa" w:w="40"/>
-              <w:left w:type="dxa" w:w="80"/>
-              <w:bottom w:type="dxa" w:w="40"/>
-              <w:right w:type="dxa" w:w="80"/>
-            </w:tcMar>
-            <w:vAlign w:val="center"/>
-          </w:tcPr>
-          <w:p>
-            <w:pPr>
-              <w:spacing w:after="0"/>
-            </w:pPr>
-            <w:r>
-              <w:rPr>
-                <w:rFonts w:ascii="Arial" w:cs="Arial" w:eastAsia="Arial" w:hAnsi="Arial"/>
-                <w:b/>
-                <w:bCs/>
-                <w:i w:val="false"/>
-                <w:iCs w:val="false"/>
-                <w:sz w:val="24"/>
-                <w:szCs w:val="24"/>
-              </w:rPr>
-              <w:t xml:space="preserve">Classe : </w:t>
-            </w:r>
-            <w:r>
-              <w:rPr>
-                <w:rFonts w:ascii="Arial" w:cs="Arial" w:eastAsia="Arial" w:hAnsi="Arial"/>
-                <w:b w:val="false"/>
-                <w:bCs w:val="false"/>
-                <w:i w:val="false"/>
-                <w:iCs w:val="false"/>
-                <w:sz w:val="24"/>
-                <w:szCs w:val="24"/>
-              </w:rPr>
-              <w:t xml:space="preserve">......</w:t>
-            </w:r>
-          </w:p>
-        </w:tc>
-        <w:tc>
-          <w:tcPr>
-            <w:tcW w:type="dxa" w:w="2040"/>
-            <w:tcBorders>
-              <w:top w:val="single" w:color="000000" w:sz="6"/>
-              <w:left w:val="single" w:color="000000" w:sz="6"/>
-              <w:bottom w:val="single" w:color="000000" w:sz="6"/>
-              <w:right w:val="single" w:color="000000" w:sz="6"/>
-            </w:tcBorders>
-            <w:tcMar>
-              <w:top w:type="dxa" w:w="40"/>
-              <w:left w:type="dxa" w:w="80"/>
-              <w:bottom w:type="dxa" w:w="40"/>
-              <w:right w:type="dxa" w:w="80"/>
-            </w:tcMar>
-            <w:vAlign w:val="center"/>
-          </w:tcPr>
-          <w:p>
-            <w:pPr>
-              <w:spacing w:after="0"/>
-            </w:pPr>
-            <w:r>
-              <w:rPr>
-                <w:rFonts w:ascii="Arial" w:cs="Arial" w:eastAsia="Arial" w:hAnsi="Arial"/>
-                <w:b/>
-                <w:bCs/>
-                <w:i w:val="false"/>
-                <w:iCs w:val="false"/>
-                <w:sz w:val="24"/>
-                <w:szCs w:val="24"/>
-              </w:rPr>
-              <w:t xml:space="preserve">Maison : </w:t>
-            </w:r>
-            <w:r>
-              <w:rPr>
-                <w:rFonts w:ascii="Arial" w:cs="Arial" w:eastAsia="Arial" w:hAnsi="Arial"/>
-                <w:b w:val="false"/>
-                <w:bCs w:val="false"/>
-                <w:i w:val="false"/>
-                <w:iCs w:val="false"/>
-                <w:sz w:val="24"/>
-                <w:szCs w:val="24"/>
-              </w:rPr>
-              <w:t xml:space="preserve">......</w:t>
+                <w:sz w:val="32"/>
+                <w:szCs w:val="32"/>
+              </w:rPr>
+              <w:t xml:space="preserve">SCRATCH (1) : LE PARCOURS CARRÉ</w:t>
             </w:r>
           </w:p>
         </w:tc>
@@ -493,6 +373,8 @@
     </w:tbl>
     <w:p>
       <w:pPr>
+        <w:keepNext/>
+        <w:keepLines/>
         <w:spacing w:after="108"/>
       </w:pPr>
     </w:p>
@@ -512,66 +394,9 @@
         <w:gridCol w:w="9360"/>
       </w:tblGrid>
       <w:tr>
-        <w:tc>
-          <w:tcPr>
-            <w:tcW w:type="dxa" w:w="9360"/>
-            <w:tcBorders>
-              <w:top w:val="single" w:color="000000" w:sz="6"/>
-              <w:left w:val="single" w:color="000000" w:sz="6"/>
-              <w:bottom w:val="single" w:color="000000" w:sz="6"/>
-              <w:right w:val="single" w:color="000000" w:sz="6"/>
-            </w:tcBorders>
-            <w:shd w:fill="D9D9D9" w:val="clear"/>
-            <w:tcMar>
-              <w:top w:type="dxa" w:w="40"/>
-              <w:left w:type="dxa" w:w="80"/>
-              <w:bottom w:type="dxa" w:w="40"/>
-              <w:right w:type="dxa" w:w="80"/>
-            </w:tcMar>
-            <w:vAlign w:val="center"/>
-          </w:tcPr>
-          <w:p>
-            <w:pPr>
-              <w:spacing w:after="0"/>
-              <w:jc w:val="center"/>
-            </w:pPr>
-            <w:r>
-              <w:rPr>
-                <w:rFonts w:ascii="Arial" w:cs="Arial" w:eastAsia="Arial" w:hAnsi="Arial"/>
-                <w:b/>
-                <w:bCs/>
-                <w:i w:val="false"/>
-                <w:iCs w:val="false"/>
-                <w:sz w:val="32"/>
-                <w:szCs w:val="32"/>
-              </w:rPr>
-              <w:t xml:space="preserve">SCRATCH (1) : LE PARCOURS CARRÉ</w:t>
-            </w:r>
-          </w:p>
-        </w:tc>
-      </w:tr>
-    </w:tbl>
-    <w:p>
-      <w:pPr>
-        <w:spacing w:after="108"/>
-      </w:pPr>
-    </w:p>
-    <w:tbl>
-      <w:tblPr>
-        <w:tblW w:type="dxa" w:w="9360"/>
-        <w:tblBorders>
-          <w:top w:val="single" w:color="auto" w:sz="4"/>
-          <w:left w:val="single" w:color="auto" w:sz="4"/>
-          <w:bottom w:val="single" w:color="auto" w:sz="4"/>
-          <w:right w:val="single" w:color="auto" w:sz="4"/>
-          <w:insideH w:val="single" w:color="auto" w:sz="4"/>
-          <w:insideV w:val="single" w:color="auto" w:sz="4"/>
-        </w:tblBorders>
-      </w:tblPr>
-      <w:tblGrid>
-        <w:gridCol w:w="9360"/>
-      </w:tblGrid>
-      <w:tr>
+        <w:trPr>
+          <w:cantSplit/>
+        </w:trPr>
         <w:tc>
           <w:tcPr>
             <w:tcW w:type="dxa" w:w="9360"/>
@@ -591,6 +416,8 @@
           </w:tcPr>
           <w:p>
             <w:pPr>
+              <w:keepNext/>
+              <w:keepLines/>
               <w:spacing w:after="41"/>
             </w:pPr>
             <w:r>
@@ -608,6 +435,8 @@
           </w:p>
           <w:p>
             <w:pPr>
+              <w:keepNext/>
+              <w:keepLines/>
               <w:spacing w:after="0"/>
             </w:pPr>
             <w:r>
@@ -628,67 +457,30 @@
     </w:tbl>
     <w:p>
       <w:pPr>
-        <w:spacing w:after="108"/>
+        <w:keepNext/>
+        <w:keepLines/>
+        <w:pBdr>
+          <w:top w:val="single" w:color="000000" w:sz="6" w:space="4"/>
+          <w:left w:val="single" w:color="000000" w:sz="6" w:space="4"/>
+          <w:bottom w:val="single" w:color="000000" w:sz="6" w:space="4"/>
+          <w:right w:val="single" w:color="000000" w:sz="6" w:space="4"/>
+        </w:pBdr>
+        <w:shd w:val="clear" w:color="auto" w:fill="D9D9D9"/>
+        <w:spacing w:before="150" w:after="130"/>
+        <w:ind w:left="0" w:right="1106"/>
       </w:pPr>
-    </w:p>
-    <w:tbl>
-      <w:tblPr>
-        <w:tblW w:type="dxa" w:w="9360"/>
-        <w:tblBorders>
-          <w:top w:val="single" w:color="auto" w:sz="4"/>
-          <w:left w:val="single" w:color="auto" w:sz="4"/>
-          <w:bottom w:val="single" w:color="auto" w:sz="4"/>
-          <w:right w:val="single" w:color="auto" w:sz="4"/>
-          <w:insideH w:val="single" w:color="auto" w:sz="4"/>
-          <w:insideV w:val="single" w:color="auto" w:sz="4"/>
-        </w:tblBorders>
-      </w:tblPr>
-      <w:tblGrid>
-        <w:gridCol w:w="9360"/>
-      </w:tblGrid>
-      <w:tr>
-        <w:tc>
-          <w:tcPr>
-            <w:tcW w:type="dxa" w:w="9360"/>
-            <w:tcBorders>
-              <w:top w:val="single" w:color="000000" w:sz="6"/>
-              <w:left w:val="single" w:color="000000" w:sz="6"/>
-              <w:bottom w:val="single" w:color="000000" w:sz="6"/>
-              <w:right w:val="single" w:color="000000" w:sz="6"/>
-            </w:tcBorders>
-            <w:shd w:fill="D9D9D9" w:val="clear"/>
-            <w:tcMar>
-              <w:top w:type="dxa" w:w="40"/>
-              <w:left w:type="dxa" w:w="80"/>
-              <w:bottom w:type="dxa" w:w="40"/>
-              <w:right w:type="dxa" w:w="80"/>
-            </w:tcMar>
-            <w:vAlign w:val="center"/>
-          </w:tcPr>
-          <w:p>
-            <w:pPr>
-              <w:spacing w:after="0"/>
-            </w:pPr>
-            <w:r>
-              <w:rPr>
-                <w:rFonts w:ascii="Arial" w:cs="Arial" w:eastAsia="Arial" w:hAnsi="Arial"/>
-                <w:b/>
-                <w:bCs/>
-                <w:i w:val="false"/>
-                <w:iCs w:val="false"/>
-                <w:sz w:val="28"/>
-                <w:szCs w:val="28"/>
-              </w:rPr>
-              <w:t xml:space="preserve">PARTIE 1 — L'interface de Scratch  (document projeté)</w:t>
-            </w:r>
-          </w:p>
-        </w:tc>
-      </w:tr>
-    </w:tbl>
-    <w:p>
-      <w:pPr>
-        <w:spacing w:after="54"/>
-      </w:pPr>
+      <w:r>
+        <w:rPr>
+          <w:rFonts w:ascii="Arial" w:cs="Arial" w:eastAsia="Arial" w:hAnsi="Arial"/>
+          <w:b/>
+          <w:bCs/>
+          <w:i w:val="false"/>
+          <w:iCs w:val="false"/>
+          <w:sz w:val="28"/>
+          <w:szCs w:val="28"/>
+        </w:rPr>
+        <w:t xml:space="preserve">PARTIE 1 — L'interface de Scratch  (document projeté)</w:t>
+      </w:r>
     </w:p>
     <w:tbl>
       <w:tblPr>
@@ -707,6 +499,9 @@
         <w:gridCol w:w="6160"/>
       </w:tblGrid>
       <w:tr>
+        <w:trPr>
+          <w:cantSplit/>
+        </w:trPr>
         <w:tc>
           <w:tcPr>
             <w:tcW w:type="dxa" w:w="3200"/>
@@ -727,6 +522,8 @@
           </w:tcPr>
           <w:p>
             <w:pPr>
+              <w:keepNext/>
+              <w:keepLines/>
               <w:spacing w:after="0"/>
             </w:pPr>
             <w:r>
@@ -763,6 +560,8 @@
           </w:tcPr>
           <w:p>
             <w:pPr>
+              <w:keepNext/>
+              <w:keepLines/>
               <w:spacing w:after="0"/>
             </w:pPr>
             <w:r>
@@ -781,6 +580,9 @@
         </w:tc>
       </w:tr>
       <w:tr>
+        <w:trPr>
+          <w:cantSplit/>
+        </w:trPr>
         <w:tc>
           <w:tcPr>
             <w:tcW w:type="dxa" w:w="3200"/>
@@ -800,6 +602,8 @@
           </w:tcPr>
           <w:p>
             <w:pPr>
+              <w:keepNext/>
+              <w:keepLines/>
               <w:spacing w:after="0"/>
             </w:pPr>
             <w:r>
@@ -835,6 +639,8 @@
           </w:tcPr>
           <w:p>
             <w:pPr>
+              <w:keepNext/>
+              <w:keepLines/>
               <w:spacing w:after="0"/>
             </w:pPr>
             <w:r>
@@ -853,6 +659,9 @@
         </w:tc>
       </w:tr>
       <w:tr>
+        <w:trPr>
+          <w:cantSplit/>
+        </w:trPr>
         <w:tc>
           <w:tcPr>
             <w:tcW w:type="dxa" w:w="3200"/>
@@ -872,6 +681,8 @@
           </w:tcPr>
           <w:p>
             <w:pPr>
+              <w:keepNext/>
+              <w:keepLines/>
               <w:spacing w:after="0"/>
             </w:pPr>
             <w:r>
@@ -907,6 +718,8 @@
           </w:tcPr>
           <w:p>
             <w:pPr>
+              <w:keepNext/>
+              <w:keepLines/>
               <w:spacing w:after="0"/>
             </w:pPr>
             <w:r>
@@ -925,6 +738,9 @@
         </w:tc>
       </w:tr>
       <w:tr>
+        <w:trPr>
+          <w:cantSplit/>
+        </w:trPr>
         <w:tc>
           <w:tcPr>
             <w:tcW w:type="dxa" w:w="3200"/>
@@ -944,6 +760,8 @@
           </w:tcPr>
           <w:p>
             <w:pPr>
+              <w:keepNext/>
+              <w:keepLines/>
               <w:spacing w:after="0"/>
             </w:pPr>
             <w:r>
@@ -979,6 +797,8 @@
           </w:tcPr>
           <w:p>
             <w:pPr>
+              <w:keepNext/>
+              <w:keepLines/>
               <w:spacing w:after="0"/>
             </w:pPr>
             <w:r>
@@ -997,6 +817,9 @@
         </w:tc>
       </w:tr>
       <w:tr>
+        <w:trPr>
+          <w:cantSplit/>
+        </w:trPr>
         <w:tc>
           <w:tcPr>
             <w:tcW w:type="dxa" w:w="3200"/>
@@ -1071,67 +894,30 @@
     </w:tbl>
     <w:p>
       <w:pPr>
-        <w:spacing w:after="68"/>
+        <w:keepNext/>
+        <w:keepLines/>
+        <w:pBdr>
+          <w:top w:val="single" w:color="000000" w:sz="6" w:space="4"/>
+          <w:left w:val="single" w:color="000000" w:sz="6" w:space="4"/>
+          <w:bottom w:val="single" w:color="000000" w:sz="6" w:space="4"/>
+          <w:right w:val="single" w:color="000000" w:sz="6" w:space="4"/>
+        </w:pBdr>
+        <w:shd w:val="clear" w:color="auto" w:fill="D9D9D9"/>
+        <w:spacing w:before="150" w:after="130"/>
+        <w:ind w:left="0" w:right="1106"/>
       </w:pPr>
-    </w:p>
-    <w:tbl>
-      <w:tblPr>
-        <w:tblW w:type="dxa" w:w="9360"/>
-        <w:tblBorders>
-          <w:top w:val="single" w:color="auto" w:sz="4"/>
-          <w:left w:val="single" w:color="auto" w:sz="4"/>
-          <w:bottom w:val="single" w:color="auto" w:sz="4"/>
-          <w:right w:val="single" w:color="auto" w:sz="4"/>
-          <w:insideH w:val="single" w:color="auto" w:sz="4"/>
-          <w:insideV w:val="single" w:color="auto" w:sz="4"/>
-        </w:tblBorders>
-      </w:tblPr>
-      <w:tblGrid>
-        <w:gridCol w:w="9360"/>
-      </w:tblGrid>
-      <w:tr>
-        <w:tc>
-          <w:tcPr>
-            <w:tcW w:type="dxa" w:w="9360"/>
-            <w:tcBorders>
-              <w:top w:val="single" w:color="000000" w:sz="6"/>
-              <w:left w:val="single" w:color="000000" w:sz="6"/>
-              <w:bottom w:val="single" w:color="000000" w:sz="6"/>
-              <w:right w:val="single" w:color="000000" w:sz="6"/>
-            </w:tcBorders>
-            <w:shd w:fill="D9D9D9" w:val="clear"/>
-            <w:tcMar>
-              <w:top w:type="dxa" w:w="40"/>
-              <w:left w:type="dxa" w:w="80"/>
-              <w:bottom w:type="dxa" w:w="40"/>
-              <w:right w:type="dxa" w:w="80"/>
-            </w:tcMar>
-            <w:vAlign w:val="center"/>
-          </w:tcPr>
-          <w:p>
-            <w:pPr>
-              <w:spacing w:after="0"/>
-            </w:pPr>
-            <w:r>
-              <w:rPr>
-                <w:rFonts w:ascii="Arial" w:cs="Arial" w:eastAsia="Arial" w:hAnsi="Arial"/>
-                <w:b/>
-                <w:bCs/>
-                <w:i w:val="false"/>
-                <w:iCs w:val="false"/>
-                <w:sz w:val="28"/>
-                <w:szCs w:val="28"/>
-              </w:rPr>
-              <w:t xml:space="preserve">PARTIE 2 — Pas-à-pas : le carré  (séance en groupe)</w:t>
-            </w:r>
-          </w:p>
-        </w:tc>
-      </w:tr>
-    </w:tbl>
-    <w:p>
-      <w:pPr>
-        <w:spacing w:after="54"/>
-      </w:pPr>
+      <w:r>
+        <w:rPr>
+          <w:rFonts w:ascii="Arial" w:cs="Arial" w:eastAsia="Arial" w:hAnsi="Arial"/>
+          <w:b/>
+          <w:bCs/>
+          <w:i w:val="false"/>
+          <w:iCs w:val="false"/>
+          <w:sz w:val="28"/>
+          <w:szCs w:val="28"/>
+        </w:rPr>
+        <w:t xml:space="preserve">PARTIE 2 — Pas-à-pas : le carré  (séance en groupe)</w:t>
+      </w:r>
     </w:p>
     <w:tbl>
       <w:tblPr>
@@ -1150,6 +936,9 @@
         <w:gridCol w:w="8460"/>
       </w:tblGrid>
       <w:tr>
+        <w:trPr>
+          <w:cantSplit/>
+        </w:trPr>
         <w:tc>
           <w:tcPr>
             <w:tcW w:type="dxa" w:w="900"/>
@@ -1170,6 +959,8 @@
           </w:tcPr>
           <w:p>
             <w:pPr>
+              <w:keepNext/>
+              <w:keepLines/>
               <w:spacing w:after="0"/>
             </w:pPr>
             <w:r>
@@ -1206,6 +997,8 @@
           </w:tcPr>
           <w:p>
             <w:pPr>
+              <w:keepNext/>
+              <w:keepLines/>
               <w:spacing w:after="0"/>
             </w:pPr>
             <w:r>
@@ -1224,6 +1017,9 @@
         </w:tc>
       </w:tr>
       <w:tr>
+        <w:trPr>
+          <w:cantSplit/>
+        </w:trPr>
         <w:tc>
           <w:tcPr>
             <w:tcW w:type="dxa" w:w="900"/>
@@ -1243,6 +1039,8 @@
           </w:tcPr>
           <w:p>
             <w:pPr>
+              <w:keepNext/>
+              <w:keepLines/>
               <w:spacing w:after="0"/>
             </w:pPr>
             <w:r>
@@ -1278,6 +1076,8 @@
           </w:tcPr>
           <w:p>
             <w:pPr>
+              <w:keepNext/>
+              <w:keepLines/>
               <w:spacing w:after="0"/>
             </w:pPr>
             <w:r>
@@ -1296,6 +1096,9 @@
         </w:tc>
       </w:tr>
       <w:tr>
+        <w:trPr>
+          <w:cantSplit/>
+        </w:trPr>
         <w:tc>
           <w:tcPr>
             <w:tcW w:type="dxa" w:w="900"/>
@@ -1315,6 +1118,8 @@
           </w:tcPr>
           <w:p>
             <w:pPr>
+              <w:keepNext/>
+              <w:keepLines/>
               <w:spacing w:after="0"/>
             </w:pPr>
             <w:r>
@@ -1350,6 +1155,8 @@
           </w:tcPr>
           <w:p>
             <w:pPr>
+              <w:keepNext/>
+              <w:keepLines/>
               <w:spacing w:after="0"/>
             </w:pPr>
             <w:r>
@@ -1368,6 +1175,9 @@
         </w:tc>
       </w:tr>
       <w:tr>
+        <w:trPr>
+          <w:cantSplit/>
+        </w:trPr>
         <w:tc>
           <w:tcPr>
             <w:tcW w:type="dxa" w:w="900"/>
@@ -1387,6 +1197,8 @@
           </w:tcPr>
           <w:p>
             <w:pPr>
+              <w:keepNext/>
+              <w:keepLines/>
               <w:spacing w:after="0"/>
             </w:pPr>
             <w:r>
@@ -1422,6 +1234,8 @@
           </w:tcPr>
           <w:p>
             <w:pPr>
+              <w:keepNext/>
+              <w:keepLines/>
               <w:spacing w:after="0"/>
             </w:pPr>
             <w:r>
@@ -1440,6 +1254,9 @@
         </w:tc>
       </w:tr>
       <w:tr>
+        <w:trPr>
+          <w:cantSplit/>
+        </w:trPr>
         <w:tc>
           <w:tcPr>
             <w:tcW w:type="dxa" w:w="900"/>
@@ -1459,6 +1276,8 @@
           </w:tcPr>
           <w:p>
             <w:pPr>
+              <w:keepNext/>
+              <w:keepLines/>
               <w:spacing w:after="0"/>
             </w:pPr>
             <w:r>
@@ -1494,6 +1313,8 @@
           </w:tcPr>
           <w:p>
             <w:pPr>
+              <w:keepNext/>
+              <w:keepLines/>
               <w:spacing w:after="0"/>
             </w:pPr>
             <w:r>
@@ -1512,6 +1333,9 @@
         </w:tc>
       </w:tr>
       <w:tr>
+        <w:trPr>
+          <w:cantSplit/>
+        </w:trPr>
         <w:tc>
           <w:tcPr>
             <w:tcW w:type="dxa" w:w="900"/>
@@ -1586,70 +1410,35 @@
     </w:tbl>
     <w:p>
       <w:pPr>
-        <w:spacing w:after="68"/>
+        <w:keepNext/>
+        <w:keepLines/>
+        <w:pBdr>
+          <w:top w:val="single" w:color="000000" w:sz="6" w:space="4"/>
+          <w:left w:val="single" w:color="000000" w:sz="6" w:space="4"/>
+          <w:bottom w:val="single" w:color="000000" w:sz="6" w:space="4"/>
+          <w:right w:val="single" w:color="000000" w:sz="6" w:space="4"/>
+        </w:pBdr>
+        <w:shd w:val="clear" w:color="auto" w:fill="D9D9D9"/>
+        <w:spacing w:before="150" w:after="130"/>
+        <w:ind w:left="0" w:right="1106"/>
       </w:pPr>
-    </w:p>
-    <w:tbl>
-      <w:tblPr>
-        <w:tblW w:type="dxa" w:w="9360"/>
-        <w:tblBorders>
-          <w:top w:val="single" w:color="auto" w:sz="4"/>
-          <w:left w:val="single" w:color="auto" w:sz="4"/>
-          <w:bottom w:val="single" w:color="auto" w:sz="4"/>
-          <w:right w:val="single" w:color="auto" w:sz="4"/>
-          <w:insideH w:val="single" w:color="auto" w:sz="4"/>
-          <w:insideV w:val="single" w:color="auto" w:sz="4"/>
-        </w:tblBorders>
-      </w:tblPr>
-      <w:tblGrid>
-        <w:gridCol w:w="9360"/>
-      </w:tblGrid>
-      <w:tr>
-        <w:tc>
-          <w:tcPr>
-            <w:tcW w:type="dxa" w:w="9360"/>
-            <w:tcBorders>
-              <w:top w:val="single" w:color="000000" w:sz="6"/>
-              <w:left w:val="single" w:color="000000" w:sz="6"/>
-              <w:bottom w:val="single" w:color="000000" w:sz="6"/>
-              <w:right w:val="single" w:color="000000" w:sz="6"/>
-            </w:tcBorders>
-            <w:shd w:fill="D9D9D9" w:val="clear"/>
-            <w:tcMar>
-              <w:top w:type="dxa" w:w="40"/>
-              <w:left w:type="dxa" w:w="80"/>
-              <w:bottom w:type="dxa" w:w="40"/>
-              <w:right w:type="dxa" w:w="80"/>
-            </w:tcMar>
-            <w:vAlign w:val="center"/>
-          </w:tcPr>
-          <w:p>
-            <w:pPr>
-              <w:spacing w:after="0"/>
-            </w:pPr>
-            <w:r>
-              <w:rPr>
-                <w:rFonts w:ascii="Arial" w:cs="Arial" w:eastAsia="Arial" w:hAnsi="Arial"/>
-                <w:b/>
-                <w:bCs/>
-                <w:i w:val="false"/>
-                <w:iCs w:val="false"/>
-                <w:sz w:val="28"/>
-                <w:szCs w:val="28"/>
-              </w:rPr>
-              <w:t xml:space="preserve">PARTIE 3 — Défi : le parcours en escalier</w:t>
-            </w:r>
-          </w:p>
-        </w:tc>
-      </w:tr>
-    </w:tbl>
-    <w:p>
-      <w:pPr>
-        <w:spacing w:after="54"/>
-      </w:pPr>
+      <w:r>
+        <w:rPr>
+          <w:rFonts w:ascii="Arial" w:cs="Arial" w:eastAsia="Arial" w:hAnsi="Arial"/>
+          <w:b/>
+          <w:bCs/>
+          <w:i w:val="false"/>
+          <w:iCs w:val="false"/>
+          <w:sz w:val="28"/>
+          <w:szCs w:val="28"/>
+        </w:rPr>
+        <w:t xml:space="preserve">PARTIE 3 — Défi : le parcours en escalier</w:t>
+      </w:r>
     </w:p>
     <w:p>
       <w:pPr>
+        <w:keepNext/>
+        <w:keepLines/>
         <w:spacing w:after="81"/>
       </w:pPr>
       <w:r>
@@ -1802,6 +1591,9 @@
         <w:gridCol w:w="9360"/>
       </w:tblGrid>
       <w:tr>
+        <w:trPr>
+          <w:cantSplit/>
+        </w:trPr>
         <w:tc>
           <w:tcPr>
             <w:tcW w:type="dxa" w:w="9360"/>

--- a/public/2026/seq06/FICHE_S6-A02_Scratch1_5eme.docx
+++ b/public/2026/seq06/FICHE_S6-A02_Scratch1_5eme.docx
@@ -211,32 +211,6 @@
                 <w:szCs w:val="15"/>
               </w:rPr>
               <w:t xml:space="preserve">ACTIVITÉ N°02</w:t>
-            </w:r>
-          </w:p>
-          <w:p>
-            <w:pPr>
-              <w:spacing w:after="0"/>
-            </w:pPr>
-            <w:r>
-              <w:rPr>
-                <w:rFonts w:ascii="Arial" w:cs="Arial" w:eastAsia="Arial" w:hAnsi="Arial"/>
-                <w:sz w:val="14"/>
-                <w:szCs w:val="14"/>
-              </w:rPr>
-              <w:t xml:space="preserve">NOM : ..............................</w:t>
-            </w:r>
-          </w:p>
-          <w:p>
-            <w:pPr>
-              <w:spacing w:after="0"/>
-            </w:pPr>
-            <w:r>
-              <w:rPr>
-                <w:rFonts w:ascii="Arial" w:cs="Arial" w:eastAsia="Arial" w:hAnsi="Arial"/>
-                <w:sz w:val="14"/>
-                <w:szCs w:val="14"/>
-              </w:rPr>
-              <w:t xml:space="preserve">PRÉNOM : .........................</w:t>
             </w:r>
           </w:p>
         </w:tc>

--- a/public/2026/seq06/FICHE_S6-A02_Scratch1_5eme.docx
+++ b/public/2026/seq06/FICHE_S6-A02_Scratch1_5eme.docx
@@ -345,6 +345,30 @@
         </w:tc>
       </w:tr>
     </w:tbl>
+    <w:p>
+      <w:pPr>
+        <w:keepNext/>
+        <w:spacing w:after="128"/>
+      </w:pPr>
+      <w:r>
+        <w:rPr>
+          <w:rFonts w:ascii="Arial" w:cs="Arial" w:eastAsia="Arial" w:hAnsi="Arial"/>
+          <w:sz w:val="24"/>
+          <w:szCs w:val="24"/>
+          <w:b/>
+          <w:bCs/>
+        </w:rPr>
+        <w:t xml:space="preserve">OBJECTIF — </w:t>
+      </w:r>
+      <w:r>
+        <w:rPr>
+          <w:rFonts w:ascii="Arial" w:cs="Arial" w:eastAsia="Arial" w:hAnsi="Arial"/>
+          <w:sz w:val="24"/>
+          <w:szCs w:val="24"/>
+        </w:rPr>
+        <w:t xml:space="preserve">Tu sauras traduire l'algorithme du carré en blocs Scratch et utiliser une boucle.</w:t>
+      </w:r>
+    </w:p>
     <w:p>
       <w:pPr>
         <w:keepNext/>

--- a/public/2026/seq06/FICHE_S6-A02_Scratch1_5eme.docx
+++ b/public/2026/seq06/FICHE_S6-A02_Scratch1_5eme.docx
@@ -453,6 +453,52 @@
         </w:tc>
       </w:tr>
     </w:tbl>
+    <w:p>
+      <w:pPr>
+        <w:keepNext/>
+        <w:pBdr>
+          <w:top w:val="single" w:sz="6" w:space="2" w:color="D9D9D9"/>
+          <w:left w:val="single" w:sz="6" w:space="2" w:color="D9D9D9"/>
+          <w:bottom w:val="single" w:sz="6" w:space="2" w:color="D9D9D9"/>
+          <w:right w:val="single" w:sz="6" w:space="2" w:color="D9D9D9"/>
+        </w:pBdr>
+        <w:shd w:val="clear" w:color="auto" w:fill="F2F2F2"/>
+        <w:spacing w:before="80" w:after="120"/>
+        <w:ind w:left="60" w:right="60"/>
+      </w:pPr>
+      <w:r>
+        <w:rPr>
+          <w:rFonts w:ascii="Arial" w:cs="Arial" w:eastAsia="Arial" w:hAnsi="Arial"/>
+          <w:b/>
+          <w:bCs/>
+          <w:sz w:val="24"/>
+          <w:szCs w:val="24"/>
+        </w:rPr>
+        <w:t xml:space="preserve">RESSOURCE 1 — Scratch</w:t>
+      </w:r>
+      <w:r>
+        <w:rPr>
+          <w:rFonts w:ascii="Arial" w:cs="Arial" w:eastAsia="Arial" w:hAnsi="Arial"/>
+          <w:sz w:val="24"/>
+          <w:szCs w:val="24"/>
+        </w:rPr>
+        <w:t xml:space="preserve"> · MIT · rien à installer</w:t>
+      </w:r>
+      <w:r>
+        <w:rPr>
+          <w:rFonts w:ascii="Arial" w:cs="Arial" w:eastAsia="Arial" w:hAnsi="Arial"/>
+        </w:rPr>
+        <w:br/>
+      </w:r>
+      <w:r>
+        <w:rPr>
+          <w:rFonts w:ascii="Arial" w:cs="Arial" w:eastAsia="Arial" w:hAnsi="Arial"/>
+          <w:sz w:val="22"/>
+          <w:szCs w:val="22"/>
+        </w:rPr>
+        <w:t xml:space="preserve">→ scratch.mit.edu</w:t>
+      </w:r>
+    </w:p>
     <w:p>
       <w:pPr>
         <w:keepNext/>
